--- a/Mulugeta_Geremew_Geleso_CV.docx
+++ b/Mulugeta_Geremew_Geleso_CV.docx
@@ -27,7 +27,7 @@
           <w:color w:val="117C8B"/>
           <w:sz w:val="21"/>
         </w:rPr>
-        <w:t>Professional CV | Public Health Modelling, Analytics &amp; Data-to-Policy Leadership</w:t>
+        <w:t>Public Health Modelling, Analytics &amp; Data-to-Policy Leadership</w:t>
       </w:r>
     </w:p>
     <w:p>
@@ -788,7 +788,6 @@
         <w:gridCol w:w="1657"/>
         <w:gridCol w:w="4284"/>
         <w:gridCol w:w="2435"/>
-        <w:gridCol w:w="1146"/>
       </w:tblGrid>
       <w:tr>
         <w:trPr>
@@ -796,7 +795,7 @@
         </w:trPr>
         <w:tc>
           <w:tcPr>
-            <w:tcW w:w="1152" w:type="dxa"/>
+            <w:tcW w:w="1148" w:type="dxa"/>
             <w:shd w:val="clear" w:color="auto" w:fill="183C5D"/>
           </w:tcPr>
           <w:p>
@@ -812,7 +811,7 @@
         </w:tc>
         <w:tc>
           <w:tcPr>
-            <w:tcW w:w="1656" w:type="dxa"/>
+            <w:tcW w:w="1657" w:type="dxa"/>
             <w:shd w:val="clear" w:color="auto" w:fill="183C5D"/>
           </w:tcPr>
           <w:p>
@@ -828,7 +827,7 @@
         </w:tc>
         <w:tc>
           <w:tcPr>
-            <w:tcW w:w="4320" w:type="dxa"/>
+            <w:tcW w:w="4284" w:type="dxa"/>
             <w:shd w:val="clear" w:color="auto" w:fill="183C5D"/>
           </w:tcPr>
           <w:p>
@@ -844,7 +843,7 @@
         </w:tc>
         <w:tc>
           <w:tcPr>
-            <w:tcW w:w="2448" w:type="dxa"/>
+            <w:tcW w:w="2435" w:type="dxa"/>
             <w:shd w:val="clear" w:color="auto" w:fill="183C5D"/>
           </w:tcPr>
           <w:p>
@@ -858,22 +857,6 @@
             </w:r>
           </w:p>
         </w:tc>
-        <w:tc>
-          <w:tcPr>
-            <w:tcW w:w="1152" w:type="dxa"/>
-            <w:shd w:val="clear" w:color="auto" w:fill="183C5D"/>
-          </w:tcPr>
-          <w:p>
-            <w:r>
-              <w:rPr>
-                <w:b/>
-                <w:color w:val="FFFFFF"/>
-                <w:sz w:val="17"/>
-              </w:rPr>
-              <w:t>Value</w:t>
-            </w:r>
-          </w:p>
-        </w:tc>
       </w:tr>
       <w:tr>
         <w:trPr>
@@ -881,7 +864,7 @@
         </w:trPr>
         <w:tc>
           <w:tcPr>
-            <w:tcW w:w="1152" w:type="dxa"/>
+            <w:tcW w:w="1148" w:type="dxa"/>
           </w:tcPr>
           <w:p>
             <w:r>
@@ -894,7 +877,7 @@
         </w:tc>
         <w:tc>
           <w:tcPr>
-            <w:tcW w:w="1656" w:type="dxa"/>
+            <w:tcW w:w="1657" w:type="dxa"/>
           </w:tcPr>
           <w:p>
             <w:r>
@@ -907,7 +890,7 @@
         </w:tc>
         <w:tc>
           <w:tcPr>
-            <w:tcW w:w="4320" w:type="dxa"/>
+            <w:tcW w:w="4284" w:type="dxa"/>
           </w:tcPr>
           <w:p>
             <w:r>
@@ -920,7 +903,7 @@
         </w:tc>
         <w:tc>
           <w:tcPr>
-            <w:tcW w:w="2448" w:type="dxa"/>
+            <w:tcW w:w="2435" w:type="dxa"/>
           </w:tcPr>
           <w:p>
             <w:r>
@@ -931,19 +914,6 @@
             </w:r>
           </w:p>
         </w:tc>
-        <w:tc>
-          <w:tcPr>
-            <w:tcW w:w="1152" w:type="dxa"/>
-          </w:tcPr>
-          <w:p>
-            <w:r>
-              <w:rPr>
-                <w:sz w:val="16"/>
-              </w:rPr>
-              <w:t>USD 2.8M</w:t>
-            </w:r>
-          </w:p>
-        </w:tc>
       </w:tr>
       <w:tr>
         <w:trPr>
@@ -951,7 +921,7 @@
         </w:trPr>
         <w:tc>
           <w:tcPr>
-            <w:tcW w:w="1152" w:type="dxa"/>
+            <w:tcW w:w="1148" w:type="dxa"/>
           </w:tcPr>
           <w:p>
             <w:r>
@@ -964,7 +934,7 @@
         </w:tc>
         <w:tc>
           <w:tcPr>
-            <w:tcW w:w="1656" w:type="dxa"/>
+            <w:tcW w:w="1657" w:type="dxa"/>
           </w:tcPr>
           <w:p>
             <w:r>
@@ -977,7 +947,7 @@
         </w:tc>
         <w:tc>
           <w:tcPr>
-            <w:tcW w:w="4320" w:type="dxa"/>
+            <w:tcW w:w="4284" w:type="dxa"/>
           </w:tcPr>
           <w:p>
             <w:r>
@@ -990,7 +960,7 @@
         </w:tc>
         <w:tc>
           <w:tcPr>
-            <w:tcW w:w="2448" w:type="dxa"/>
+            <w:tcW w:w="2435" w:type="dxa"/>
           </w:tcPr>
           <w:p>
             <w:r>
@@ -1001,19 +971,6 @@
             </w:r>
           </w:p>
         </w:tc>
-        <w:tc>
-          <w:tcPr>
-            <w:tcW w:w="1152" w:type="dxa"/>
-          </w:tcPr>
-          <w:p>
-            <w:r>
-              <w:rPr>
-                <w:sz w:val="16"/>
-              </w:rPr>
-              <w:t>USD 3.4M</w:t>
-            </w:r>
-          </w:p>
-        </w:tc>
       </w:tr>
       <w:tr>
         <w:trPr>
@@ -1021,7 +978,7 @@
         </w:trPr>
         <w:tc>
           <w:tcPr>
-            <w:tcW w:w="1152" w:type="dxa"/>
+            <w:tcW w:w="1148" w:type="dxa"/>
           </w:tcPr>
           <w:p>
             <w:r>
@@ -1034,7 +991,7 @@
         </w:tc>
         <w:tc>
           <w:tcPr>
-            <w:tcW w:w="1656" w:type="dxa"/>
+            <w:tcW w:w="1657" w:type="dxa"/>
           </w:tcPr>
           <w:p>
             <w:r>
@@ -1047,7 +1004,7 @@
         </w:tc>
         <w:tc>
           <w:tcPr>
-            <w:tcW w:w="4320" w:type="dxa"/>
+            <w:tcW w:w="4284" w:type="dxa"/>
           </w:tcPr>
           <w:p>
             <w:r>
@@ -1060,7 +1017,7 @@
         </w:tc>
         <w:tc>
           <w:tcPr>
-            <w:tcW w:w="2448" w:type="dxa"/>
+            <w:tcW w:w="2435" w:type="dxa"/>
           </w:tcPr>
           <w:p>
             <w:r>
@@ -1071,19 +1028,6 @@
             </w:r>
           </w:p>
         </w:tc>
-        <w:tc>
-          <w:tcPr>
-            <w:tcW w:w="1152" w:type="dxa"/>
-          </w:tcPr>
-          <w:p>
-            <w:r>
-              <w:rPr>
-                <w:sz w:val="16"/>
-              </w:rPr>
-              <w:t>USD 3.82M</w:t>
-            </w:r>
-          </w:p>
-        </w:tc>
       </w:tr>
       <w:tr>
         <w:trPr>
@@ -1091,7 +1035,7 @@
         </w:trPr>
         <w:tc>
           <w:tcPr>
-            <w:tcW w:w="1152" w:type="dxa"/>
+            <w:tcW w:w="1148" w:type="dxa"/>
           </w:tcPr>
           <w:p>
             <w:r>
@@ -1104,7 +1048,7 @@
         </w:tc>
         <w:tc>
           <w:tcPr>
-            <w:tcW w:w="1656" w:type="dxa"/>
+            <w:tcW w:w="1657" w:type="dxa"/>
           </w:tcPr>
           <w:p>
             <w:r>
@@ -1117,7 +1061,7 @@
         </w:tc>
         <w:tc>
           <w:tcPr>
-            <w:tcW w:w="4320" w:type="dxa"/>
+            <w:tcW w:w="4284" w:type="dxa"/>
           </w:tcPr>
           <w:p>
             <w:r>
@@ -1130,7 +1074,7 @@
         </w:tc>
         <w:tc>
           <w:tcPr>
-            <w:tcW w:w="2448" w:type="dxa"/>
+            <w:tcW w:w="2435" w:type="dxa"/>
           </w:tcPr>
           <w:p>
             <w:r>
@@ -1141,19 +1085,6 @@
             </w:r>
           </w:p>
         </w:tc>
-        <w:tc>
-          <w:tcPr>
-            <w:tcW w:w="1152" w:type="dxa"/>
-          </w:tcPr>
-          <w:p>
-            <w:r>
-              <w:rPr>
-                <w:sz w:val="16"/>
-              </w:rPr>
-              <w:t>USD 332K</w:t>
-            </w:r>
-          </w:p>
-        </w:tc>
       </w:tr>
       <w:tr>
         <w:trPr>
@@ -1161,7 +1092,7 @@
         </w:trPr>
         <w:tc>
           <w:tcPr>
-            <w:tcW w:w="1152" w:type="dxa"/>
+            <w:tcW w:w="1148" w:type="dxa"/>
           </w:tcPr>
           <w:p>
             <w:r>
@@ -1174,7 +1105,7 @@
         </w:tc>
         <w:tc>
           <w:tcPr>
-            <w:tcW w:w="1656" w:type="dxa"/>
+            <w:tcW w:w="1657" w:type="dxa"/>
           </w:tcPr>
           <w:p>
             <w:r>
@@ -1187,7 +1118,7 @@
         </w:tc>
         <w:tc>
           <w:tcPr>
-            <w:tcW w:w="4320" w:type="dxa"/>
+            <w:tcW w:w="4284" w:type="dxa"/>
           </w:tcPr>
           <w:p>
             <w:r>
@@ -1200,7 +1131,7 @@
         </w:tc>
         <w:tc>
           <w:tcPr>
-            <w:tcW w:w="2448" w:type="dxa"/>
+            <w:tcW w:w="2435" w:type="dxa"/>
           </w:tcPr>
           <w:p>
             <w:r>
@@ -1211,19 +1142,6 @@
             </w:r>
           </w:p>
         </w:tc>
-        <w:tc>
-          <w:tcPr>
-            <w:tcW w:w="1152" w:type="dxa"/>
-          </w:tcPr>
-          <w:p>
-            <w:r>
-              <w:rPr>
-                <w:sz w:val="16"/>
-              </w:rPr>
-              <w:t>USD 10K</w:t>
-            </w:r>
-          </w:p>
-        </w:tc>
       </w:tr>
     </w:tbl>
     <w:p>
@@ -1356,12 +1274,23 @@
     <w:p>
       <w:pPr>
         <w:pStyle w:val="ListBullet"/>
-        <w:spacing w:after="30"/>
+        <w:spacing w:before="240" w:after="30"/>
         <w:ind w:left="259" w:hanging="173"/>
       </w:pPr>
       <w:r>
         <w:t>Dessu S, Girum T, Geremew M, Zeleke B. The burden of disease and cause of mortality in Ethiopia, 2000-2016: findings from the Global Burden of Disease Study and Global Health Estimates. Medical Studies/Studia Medyczne. 2020;36(4). doi:10.5114/ms.2020.102318</w:t>
       </w:r>
+    </w:p>
+    <w:p>
+      <w:pPr>
+        <w:pStyle w:val="ListBullet"/>
+        <w:numPr>
+          <w:ilvl w:val="0"/>
+          <w:numId w:val="0"/>
+        </w:numPr>
+        <w:spacing w:before="240" w:after="30"/>
+        <w:ind w:left="259"/>
+      </w:pPr>
     </w:p>
     <w:p>
       <w:pPr>
@@ -1376,6 +1305,7 @@
           <w:color w:val="183C5D"/>
           <w:sz w:val="22"/>
         </w:rPr>
+        <w:lastRenderedPageBreak/>
         <w:t>EDUCATION AND TRAINING</w:t>
       </w:r>
     </w:p>
@@ -1386,7 +1316,6 @@
         <w:ind w:left="259" w:hanging="173"/>
       </w:pPr>
       <w:r>
-        <w:lastRenderedPageBreak/>
         <w:t>MSc, Mathematical &amp; Statistical Modelling, Hawassa University, Ethiopia, 2013.</w:t>
       </w:r>
     </w:p>
@@ -1766,31 +1695,31 @@
       </w:rPr>
     </w:lvl>
   </w:abstractNum>
-  <w:num w:numId="1" w16cid:durableId="1338848234">
+  <w:num w:numId="1" w16cid:durableId="59721293">
     <w:abstractNumId w:val="8"/>
   </w:num>
-  <w:num w:numId="2" w16cid:durableId="167722456">
+  <w:num w:numId="2" w16cid:durableId="199171827">
     <w:abstractNumId w:val="6"/>
   </w:num>
-  <w:num w:numId="3" w16cid:durableId="126434737">
+  <w:num w:numId="3" w16cid:durableId="1888177905">
     <w:abstractNumId w:val="5"/>
   </w:num>
-  <w:num w:numId="4" w16cid:durableId="1338458466">
+  <w:num w:numId="4" w16cid:durableId="1220703560">
     <w:abstractNumId w:val="4"/>
   </w:num>
-  <w:num w:numId="5" w16cid:durableId="173083036">
+  <w:num w:numId="5" w16cid:durableId="1205828856">
     <w:abstractNumId w:val="7"/>
   </w:num>
-  <w:num w:numId="6" w16cid:durableId="873423278">
+  <w:num w:numId="6" w16cid:durableId="1667171300">
     <w:abstractNumId w:val="3"/>
   </w:num>
-  <w:num w:numId="7" w16cid:durableId="513038398">
+  <w:num w:numId="7" w16cid:durableId="1746419173">
     <w:abstractNumId w:val="2"/>
   </w:num>
-  <w:num w:numId="8" w16cid:durableId="791020877">
+  <w:num w:numId="8" w16cid:durableId="1330794030">
     <w:abstractNumId w:val="1"/>
   </w:num>
-  <w:num w:numId="9" w16cid:durableId="1655644745">
+  <w:num w:numId="9" w16cid:durableId="852570326">
     <w:abstractNumId w:val="0"/>
   </w:num>
 </w:numbering>
